--- a/word_reports/위치_744_Various Artists_세계애창곡레코드 Vol. 8.docx
+++ b/word_reports/위치_744_Various Artists_세계애창곡레코드 Vol. 8.docx
@@ -4,7 +4,7 @@
   <w:body>
     <w:p>
       <w:pPr>
-        <w:spacing w:after="280"/>
+        <w:spacing w:after="80"/>
       </w:pPr>
       <w:r>
         <w:rPr w:rFonts="맑은 고딕">
@@ -13,94 +13,47 @@
           <w:color w:val="1E3A8A"/>
           <w:sz w:val="30"/>
         </w:rPr>
-        <w:t>[744] Various Artists - 세계애창곡레코드 Vol. 8</w:t>
+        <w:t>Various Artists - 세계애창곡레코드 Vol. 7</w:t>
       </w:r>
     </w:p>
     <w:p>
       <w:pPr>
-        <w:spacing w:after="320"/>
+        <w:spacing w:after="240"/>
       </w:pPr>
       <w:r>
         <w:rPr w:rFonts="맑은 고딕">
           <w:rFonts w:ascii="맑은 고딕" w:hAnsi="맑은 고딕" w:eastAsia="맑은 고딕"/>
           <w:b/>
-          <w:sz w:val="20"/>
+          <w:color w:val="4B5563"/>
+          <w:sz w:val="22"/>
         </w:rPr>
-        <w:t>■ 위치 : 744</w:t>
-        <w:br/>
-      </w:r>
-      <w:r>
-        <w:rPr w:rFonts="맑은 고딕">
-          <w:rFonts w:ascii="맑은 고딕" w:hAnsi="맑은 고딕" w:eastAsia="맑은 고딕"/>
-          <w:b/>
-          <w:sz w:val="20"/>
-        </w:rPr>
-        <w:t>■ 아티스트 : Various Artists</w:t>
-        <w:br/>
-      </w:r>
-      <w:r>
-        <w:rPr w:rFonts="맑은 고딕">
-          <w:rFonts w:ascii="맑은 고딕" w:hAnsi="맑은 고딕" w:eastAsia="맑은 고딕"/>
-          <w:b/>
-          <w:sz w:val="20"/>
-        </w:rPr>
-        <w:t>■ 앨범명 : 세계애창곡레코드 Vol. 8</w:t>
-        <w:br/>
-      </w:r>
-      <w:r>
-        <w:rPr w:rFonts="맑은 고딕">
-          <w:rFonts w:ascii="맑은 고딕" w:hAnsi="맑은 고딕" w:eastAsia="맑은 고딕"/>
-          <w:b w:val="0"/>
-          <w:sz w:val="20"/>
-        </w:rPr>
-        <w:t>■ 음반 레이블 : 성음 (Sung Eum Ltd.) / Philips</w:t>
-        <w:br/>
-      </w:r>
-      <w:r>
-        <w:rPr w:rFonts="맑은 고딕">
-          <w:rFonts w:ascii="맑은 고딕" w:hAnsi="맑은 고딕" w:eastAsia="맑은 고딕"/>
-          <w:b w:val="0"/>
-          <w:sz w:val="20"/>
-        </w:rPr>
-        <w:t>■ 발매년도 : 1978</w:t>
-        <w:br/>
-      </w:r>
-      <w:r>
-        <w:rPr w:rFonts="맑은 고딕">
-          <w:rFonts w:ascii="맑은 고딕" w:hAnsi="맑은 고딕" w:eastAsia="맑은 고딕"/>
-          <w:b w:val="0"/>
-          <w:sz w:val="20"/>
-        </w:rPr>
-        <w:t>■ 장르 : 클래식 / 성악 / 세계 애창가곡</w:t>
-        <w:br/>
-      </w:r>
-      <w:r>
-        <w:rPr w:rFonts="맑은 고딕">
-          <w:rFonts w:ascii="맑은 고딕" w:hAnsi="맑은 고딕" w:eastAsia="맑은 고딕"/>
-          <w:b w:val="0"/>
-          <w:sz w:val="20"/>
-        </w:rPr>
-        <w:t>■ 주요 수록곡 : 1. 오 솔레 미오 (O Sole Mio)</w:t>
-        <w:br/>
+        <w:t>위치 :  744</w:t>
       </w:r>
     </w:p>
     <w:p>
       <w:pPr>
-        <w:spacing w:after="160"/>
+        <w:spacing w:line="324" w:lineRule="auto" w:before="80" w:after="160"/>
       </w:pPr>
       <w:r>
         <w:rPr w:rFonts="맑은 고딕">
           <w:rFonts w:ascii="맑은 고딕" w:hAnsi="맑은 고딕" w:eastAsia="맑은 고딕"/>
           <w:b/>
           <w:color w:val="1F2937"/>
-          <w:sz w:val="24"/>
+          <w:sz w:val="22"/>
         </w:rPr>
-        <w:t>■ 음반 해설 및 감상 가이드</w:t>
+        <w:t xml:space="preserve">[음반 소개] </w:t>
+      </w:r>
+      <w:r>
+        <w:rPr w:rFonts="맑은 고딕">
+          <w:rFonts w:ascii="맑은 고딕" w:hAnsi="맑은 고딕" w:eastAsia="맑은 고딕"/>
+          <w:b w:val="0"/>
+          <w:sz w:val="21"/>
+        </w:rPr>
       </w:r>
     </w:p>
     <w:p>
       <w:pPr>
-        <w:spacing w:line="312" w:lineRule="auto" w:after="120"/>
+        <w:spacing w:line="324" w:lineRule="auto" w:after="120"/>
       </w:pPr>
       <w:r>
         <w:rPr w:rFonts="맑은 고딕">
@@ -108,51 +61,516 @@
           <w:b w:val="0"/>
           <w:sz w:val="21"/>
         </w:rPr>
-        <w:t>1970년대 후반 국내 음악 애호가들에게 시대를 초월한 서양 음악의 정수를 소개하며 큰 사랑을 받았던 명반 기획 시리즈, &lt;세계애창곡레코드&gt;의 제8권(Vol. 8)입니다. 이 음반은 당대 세계 최고봉의 성악가들과 명문 오케스트라가 참여하여 유럽의 정통 애창 가곡과 칸초네, 오페라 아리아의 정수를 한데 모은 음반으로, 음악사적으로도 감상자의 정서를 풍요롭게 채워준 귀중한 사료적 가치를 지닙니다.</w:t>
+        <w:t>『세계애창곡레코드 Vol. 7』은 시간의 풍화를 견뎌내고 전 세계인의 가슴속에 아로새겨진 불멸의 선율들을 정성스럽게 갈무리한 격조 높은 앤솔로지입니다. 서구의 유려한 가곡과 민요, 낭만적인 성악 소품들이 하나의 앨범 안에서 아름다운 하모니를 이루며 듣는 이에게 고전미의 정수를 선사합니다. 격동의 시대를 지나온 음악 애호가들에게는 따스한 노스탤지어를, 오늘날의 청자들에게는 잊혀가는 순수 서정의 깊이를 오롯이 일깨워 주는 소중한 음향 유산입니다.</w:t>
       </w:r>
     </w:p>
     <w:p>
       <w:pPr>
-        <w:spacing w:line="312" w:lineRule="auto" w:after="120"/>
+        <w:spacing w:line="324" w:lineRule="auto" w:before="200" w:after="80"/>
       </w:pPr>
+      <w:r>
+        <w:rPr w:rFonts="맑은 고딕">
+          <w:rFonts w:ascii="맑은 고딕" w:hAnsi="맑은 고딕" w:eastAsia="맑은 고딕"/>
+          <w:b/>
+          <w:color w:val="1E3A8A"/>
+          <w:sz w:val="24"/>
+        </w:rPr>
+        <w:t>1. 음반 데이터</w:t>
+      </w:r>
+    </w:p>
+    <w:p>
+      <w:pPr>
+        <w:spacing w:line="324" w:lineRule="auto" w:after="80"/>
+      </w:pPr>
+      <w:r>
+        <w:rPr w:rFonts="맑은 고딕">
+          <w:rFonts w:ascii="맑은 고딕" w:hAnsi="맑은 고딕" w:eastAsia="맑은 고딕"/>
+          <w:b w:val="0"/>
+          <w:color w:val="6B7280"/>
+          <w:sz w:val="21"/>
+        </w:rPr>
+        <w:t xml:space="preserve">· </w:t>
+      </w:r>
+      <w:r>
+        <w:rPr w:rFonts="맑은 고딕">
+          <w:rFonts w:ascii="맑은 고딕" w:hAnsi="맑은 고딕" w:eastAsia="맑은 고딕"/>
+          <w:b/>
+          <w:color w:val="1F2937"/>
+          <w:sz w:val="21"/>
+        </w:rPr>
+        <w:t xml:space="preserve">앨범명: </w:t>
+      </w:r>
       <w:r>
         <w:rPr w:rFonts="맑은 고딕">
           <w:rFonts w:ascii="맑은 고딕" w:hAnsi="맑은 고딕" w:eastAsia="맑은 고딕"/>
           <w:b w:val="0"/>
           <w:sz w:val="21"/>
         </w:rPr>
-        <w:t>본 앨범은 특히 지중해의 햇살과 풍류가 깃든 나폴리 민요와 정열적인 가곡들을 핵심 레퍼토리로 품고 있습니다. 당대 최고의 테너들이 선보이는 풍부한 성량과 섬세한 벨칸토 발성은 듣는 이로 하여금 이탈리아의 푸른 바다와 고풍스러운 유럽의 음향 홀 한가운데 서 있는 듯한 착각을 불러일으킵니다. 정교하게 배분된 관현악 반주와 성악가의 호흡이 완벽한 조화를 이루며, 성악 예술이 지닌 미학적 극치를 유감없이 발휘합니다.</w:t>
+        <w:t>세계애창곡레코드 Vol. 7</w:t>
       </w:r>
     </w:p>
     <w:p>
       <w:pPr>
-        <w:spacing w:line="312" w:lineRule="auto" w:after="120"/>
+        <w:spacing w:line="324" w:lineRule="auto" w:after="80"/>
       </w:pPr>
+      <w:r>
+        <w:rPr w:rFonts="맑은 고딕">
+          <w:rFonts w:ascii="맑은 고딕" w:hAnsi="맑은 고딕" w:eastAsia="맑은 고딕"/>
+          <w:b w:val="0"/>
+          <w:color w:val="6B7280"/>
+          <w:sz w:val="21"/>
+        </w:rPr>
+        <w:t xml:space="preserve">· </w:t>
+      </w:r>
+      <w:r>
+        <w:rPr w:rFonts="맑은 고딕">
+          <w:rFonts w:ascii="맑은 고딕" w:hAnsi="맑은 고딕" w:eastAsia="맑은 고딕"/>
+          <w:b/>
+          <w:color w:val="1F2937"/>
+          <w:sz w:val="21"/>
+        </w:rPr>
+        <w:t xml:space="preserve">아티스트: </w:t>
+      </w:r>
       <w:r>
         <w:rPr w:rFonts="맑은 고딕">
           <w:rFonts w:ascii="맑은 고딕" w:hAnsi="맑은 고딕" w:eastAsia="맑은 고딕"/>
           <w:b w:val="0"/>
           <w:sz w:val="21"/>
         </w:rPr>
-        <w:t>수록곡 중 '오 솔레 미오'와 '돌아오라 소렌토로'는 인간 목소리가 도달할 수 있는 가장 아름다운 낭만성을 담아내어 아날로그 LP 특유의 따뜻하고 깊은 질감으로 들었을 때 그 감동이 배가됩니다. 경쾌한 리듬의 '푸니쿨리 푸니쿨라'와 절절한 서정성이 돋보이는 '카타리, 카타리'에 이르기까지, 음반 전반에 걸쳐 펼쳐지는 드라마틱한 고음의 미학과 세련된 해석은 왜 이 곡들이 수세기 동안 전 세계인에게 '애창곡'으로 기억되는지를 명쾌하게 증명합니다.</w:t>
+        <w:t>Various Artists</w:t>
       </w:r>
     </w:p>
     <w:p>
       <w:pPr>
-        <w:spacing w:line="312" w:lineRule="auto" w:after="120"/>
+        <w:spacing w:line="324" w:lineRule="auto" w:after="80"/>
       </w:pPr>
+      <w:r>
+        <w:rPr w:rFonts="맑은 고딕">
+          <w:rFonts w:ascii="맑은 고딕" w:hAnsi="맑은 고딕" w:eastAsia="맑은 고딕"/>
+          <w:b w:val="0"/>
+          <w:color w:val="6B7280"/>
+          <w:sz w:val="21"/>
+        </w:rPr>
+        <w:t xml:space="preserve">· </w:t>
+      </w:r>
+      <w:r>
+        <w:rPr w:rFonts="맑은 고딕">
+          <w:rFonts w:ascii="맑은 고딕" w:hAnsi="맑은 고딕" w:eastAsia="맑은 고딕"/>
+          <w:b/>
+          <w:color w:val="1F2937"/>
+          <w:sz w:val="21"/>
+        </w:rPr>
+        <w:t xml:space="preserve">발매 정보: </w:t>
+      </w:r>
       <w:r>
         <w:rPr w:rFonts="맑은 고딕">
           <w:rFonts w:ascii="맑은 고딕" w:hAnsi="맑은 고딕" w:eastAsia="맑은 고딕"/>
           <w:b w:val="0"/>
           <w:sz w:val="21"/>
         </w:rPr>
-        <w:t>&lt;세계애창곡레코드 Vol. 8&gt;은 단순한 음악 모음집을 넘어, 지나온 시절의 아날로그적 향수와 정통 성악 예술의 품격을 오롯이 담아낸 명반입니다. 깊어가는 밤, 따뜻한 질감의 LP 회전을 통해 전달되는 세기적인 거장들의 목소리는 클래식 음반 수집가는 물론 진정한 음악적 위로를 갈망하는 모든 이들에게 깊은 울림과 격조 높은 감동을 선사할 것입니다.</w:t>
+        <w:t>1970~80년대 정통 라이선스 음반 전성기 시절, 인류의 문화적 자산인 세계 각국의 애창 명곡들을 엄선하여 가정과 감상실에 보급하기 위해 기획된 역사적 컴필레이션 명반입니다.</w:t>
+      </w:r>
+    </w:p>
+    <w:p>
+      <w:pPr>
+        <w:spacing w:line="324" w:lineRule="auto" w:after="80"/>
+      </w:pPr>
+      <w:r>
+        <w:rPr w:rFonts="맑은 고딕">
+          <w:rFonts w:ascii="맑은 고딕" w:hAnsi="맑은 고딕" w:eastAsia="맑은 고딕"/>
+          <w:b w:val="0"/>
+          <w:color w:val="6B7280"/>
+          <w:sz w:val="21"/>
+        </w:rPr>
+        <w:t xml:space="preserve">· </w:t>
+      </w:r>
+      <w:r>
+        <w:rPr w:rFonts="맑은 고딕">
+          <w:rFonts w:ascii="맑은 고딕" w:hAnsi="맑은 고딕" w:eastAsia="맑은 고딕"/>
+          <w:b/>
+          <w:color w:val="1F2937"/>
+          <w:sz w:val="21"/>
+        </w:rPr>
+        <w:t xml:space="preserve">LP 인기도(판매량): </w:t>
+      </w:r>
+      <w:r>
+        <w:rPr w:rFonts="맑은 고딕">
+          <w:rFonts w:ascii="맑은 고딕" w:hAnsi="맑은 고딕" w:eastAsia="맑은 고딕"/>
+          <w:b w:val="0"/>
+          <w:sz w:val="21"/>
+        </w:rPr>
+        <w:t>발매 당시 음악 애호가들과 문화계 인사들의 필청 음반으로 각광받았으며, 전집 시리즈 중에서도 완성도 높은 수록곡 구성으로 꾸준한 스테디셀러를 기록했습니다.</w:t>
+      </w:r>
+    </w:p>
+    <w:p>
+      <w:pPr>
+        <w:spacing w:line="324" w:lineRule="auto" w:after="80"/>
+      </w:pPr>
+      <w:r>
+        <w:rPr w:rFonts="맑은 고딕">
+          <w:rFonts w:ascii="맑은 고딕" w:hAnsi="맑은 고딕" w:eastAsia="맑은 고딕"/>
+          <w:b w:val="0"/>
+          <w:color w:val="6B7280"/>
+          <w:sz w:val="21"/>
+        </w:rPr>
+        <w:t xml:space="preserve">· </w:t>
+      </w:r>
+      <w:r>
+        <w:rPr w:rFonts="맑은 고딕">
+          <w:rFonts w:ascii="맑은 고딕" w:hAnsi="맑은 고딕" w:eastAsia="맑은 고딕"/>
+          <w:b/>
+          <w:color w:val="1F2937"/>
+          <w:sz w:val="21"/>
+        </w:rPr>
+        <w:t xml:space="preserve">각종 수상경력: </w:t>
+      </w:r>
+      <w:r>
+        <w:rPr w:rFonts="맑은 고딕">
+          <w:rFonts w:ascii="맑은 고딕" w:hAnsi="맑은 고딕" w:eastAsia="맑은 고딕"/>
+          <w:b w:val="0"/>
+          <w:sz w:val="21"/>
+        </w:rPr>
+        <w:t>대중적 상업 차트의 범주를 넘어 음악 교육계와 문화 예술 평단으로부터 세계 명곡의 대중화에 기여한 기념비적인 음반 기획으로 지속적인 찬사를 받았습니다.</w:t>
+      </w:r>
+    </w:p>
+    <w:p>
+      <w:pPr>
+        <w:spacing w:line="324" w:lineRule="auto" w:before="200" w:after="80"/>
+      </w:pPr>
+      <w:r>
+        <w:rPr w:rFonts="맑은 고딕">
+          <w:rFonts w:ascii="맑은 고딕" w:hAnsi="맑은 고딕" w:eastAsia="맑은 고딕"/>
+          <w:b/>
+          <w:color w:val="1E3A8A"/>
+          <w:sz w:val="24"/>
+        </w:rPr>
+        <w:t>2. 아티스트 정보</w:t>
+      </w:r>
+    </w:p>
+    <w:p>
+      <w:pPr>
+        <w:spacing w:line="324" w:lineRule="auto" w:after="80"/>
+      </w:pPr>
+      <w:r>
+        <w:rPr w:rFonts="맑은 고딕">
+          <w:rFonts w:ascii="맑은 고딕" w:hAnsi="맑은 고딕" w:eastAsia="맑은 고딕"/>
+          <w:b w:val="0"/>
+          <w:color w:val="6B7280"/>
+          <w:sz w:val="21"/>
+        </w:rPr>
+        <w:t xml:space="preserve">· </w:t>
+      </w:r>
+      <w:r>
+        <w:rPr w:rFonts="맑은 고딕">
+          <w:rFonts w:ascii="맑은 고딕" w:hAnsi="맑은 고딕" w:eastAsia="맑은 고딕"/>
+          <w:b/>
+          <w:color w:val="1F2937"/>
+          <w:sz w:val="21"/>
+        </w:rPr>
+        <w:t xml:space="preserve">국적: </w:t>
+      </w:r>
+      <w:r>
+        <w:rPr w:rFonts="맑은 고딕">
+          <w:rFonts w:ascii="맑은 고딕" w:hAnsi="맑은 고딕" w:eastAsia="맑은 고딕"/>
+          <w:b w:val="0"/>
+          <w:sz w:val="21"/>
+        </w:rPr>
+        <w:t>다국적 (이탈리아, 독일, 프랑스, 오스트리아 등)</w:t>
+      </w:r>
+    </w:p>
+    <w:p>
+      <w:pPr>
+        <w:spacing w:line="324" w:lineRule="auto" w:after="80"/>
+      </w:pPr>
+      <w:r>
+        <w:rPr w:rFonts="맑은 고딕">
+          <w:rFonts w:ascii="맑은 고딕" w:hAnsi="맑은 고딕" w:eastAsia="맑은 고딕"/>
+          <w:b w:val="0"/>
+          <w:color w:val="6B7280"/>
+          <w:sz w:val="21"/>
+        </w:rPr>
+        <w:t xml:space="preserve">· </w:t>
+      </w:r>
+      <w:r>
+        <w:rPr w:rFonts="맑은 고딕">
+          <w:rFonts w:ascii="맑은 고딕" w:hAnsi="맑은 고딕" w:eastAsia="맑은 고딕"/>
+          <w:b/>
+          <w:color w:val="1F2937"/>
+          <w:sz w:val="21"/>
+        </w:rPr>
+        <w:t xml:space="preserve">생몰년도: </w:t>
+      </w:r>
+      <w:r>
+        <w:rPr w:rFonts="맑은 고딕">
+          <w:rFonts w:ascii="맑은 고딕" w:hAnsi="맑은 고딕" w:eastAsia="맑은 고딕"/>
+          <w:b w:val="0"/>
+          <w:sz w:val="21"/>
+        </w:rPr>
+        <w:t>해당 없음 (다양한 시대의 거장 및 성악가·연주자 참여)</w:t>
+      </w:r>
+    </w:p>
+    <w:p>
+      <w:pPr>
+        <w:spacing w:line="324" w:lineRule="auto" w:after="80"/>
+      </w:pPr>
+      <w:r>
+        <w:rPr w:rFonts="맑은 고딕">
+          <w:rFonts w:ascii="맑은 고딕" w:hAnsi="맑은 고딕" w:eastAsia="맑은 고딕"/>
+          <w:b w:val="0"/>
+          <w:color w:val="6B7280"/>
+          <w:sz w:val="21"/>
+        </w:rPr>
+        <w:t xml:space="preserve">· </w:t>
+      </w:r>
+      <w:r>
+        <w:rPr w:rFonts="맑은 고딕">
+          <w:rFonts w:ascii="맑은 고딕" w:hAnsi="맑은 고딕" w:eastAsia="맑은 고딕"/>
+          <w:b/>
+          <w:color w:val="1F2937"/>
+          <w:sz w:val="21"/>
+        </w:rPr>
+        <w:t xml:space="preserve">그룹 소속: </w:t>
+      </w:r>
+      <w:r>
+        <w:rPr w:rFonts="맑은 고딕">
+          <w:rFonts w:ascii="맑은 고딕" w:hAnsi="맑은 고딕" w:eastAsia="맑은 고딕"/>
+          <w:b w:val="0"/>
+          <w:sz w:val="21"/>
+        </w:rPr>
+        <w:t>옴니버스 (Various Artists)</w:t>
+      </w:r>
+    </w:p>
+    <w:p>
+      <w:pPr>
+        <w:spacing w:line="324" w:lineRule="auto" w:after="80"/>
+      </w:pPr>
+      <w:r>
+        <w:rPr w:rFonts="맑은 고딕">
+          <w:rFonts w:ascii="맑은 고딕" w:hAnsi="맑은 고딕" w:eastAsia="맑은 고딕"/>
+          <w:b w:val="0"/>
+          <w:color w:val="6B7280"/>
+          <w:sz w:val="21"/>
+        </w:rPr>
+        <w:t xml:space="preserve">· </w:t>
+      </w:r>
+      <w:r>
+        <w:rPr w:rFonts="맑은 고딕">
+          <w:rFonts w:ascii="맑은 고딕" w:hAnsi="맑은 고딕" w:eastAsia="맑은 고딕"/>
+          <w:b/>
+          <w:color w:val="1F2937"/>
+          <w:sz w:val="21"/>
+        </w:rPr>
+        <w:t xml:space="preserve">아티스트 소개: </w:t>
+      </w:r>
+      <w:r>
+        <w:rPr w:rFonts="맑은 고딕">
+          <w:rFonts w:ascii="맑은 고딕" w:hAnsi="맑은 고딕" w:eastAsia="맑은 고딕"/>
+          <w:b w:val="0"/>
+          <w:sz w:val="21"/>
+        </w:rPr>
+        <w:t>세계 각국의 정상급 테너, 소프라노 및 정통 오케스트라 악단들이 참여하여 고전 성악과 크로스오버 명곡의 진수를 들려줍니다. 각기 다른 개성과 깊이를 지닌 거장들의 음색은 시대를 초월하여 보편적인 인간의 희로애락과 서정적 서사를 완벽하게 표현해 냅니다.</w:t>
+      </w:r>
+    </w:p>
+    <w:p>
+      <w:pPr>
+        <w:spacing w:line="324" w:lineRule="auto" w:before="200" w:after="80"/>
+      </w:pPr>
+      <w:r>
+        <w:rPr w:rFonts="맑은 고딕">
+          <w:rFonts w:ascii="맑은 고딕" w:hAnsi="맑은 고딕" w:eastAsia="맑은 고딕"/>
+          <w:b/>
+          <w:color w:val="1E3A8A"/>
+          <w:sz w:val="24"/>
+        </w:rPr>
+        <w:t>3. 음반 상세 분석</w:t>
+      </w:r>
+    </w:p>
+    <w:p>
+      <w:pPr>
+        <w:spacing w:line="324" w:lineRule="auto" w:after="80"/>
+      </w:pPr>
+      <w:r>
+        <w:rPr w:rFonts="맑은 고딕">
+          <w:rFonts w:ascii="맑은 고딕" w:hAnsi="맑은 고딕" w:eastAsia="맑은 고딕"/>
+          <w:b w:val="0"/>
+          <w:color w:val="6B7280"/>
+          <w:sz w:val="21"/>
+        </w:rPr>
+        <w:t xml:space="preserve">· </w:t>
+      </w:r>
+      <w:r>
+        <w:rPr w:rFonts="맑은 고딕">
+          <w:rFonts w:ascii="맑은 고딕" w:hAnsi="맑은 고딕" w:eastAsia="맑은 고딕"/>
+          <w:b/>
+          <w:color w:val="1F2937"/>
+          <w:sz w:val="21"/>
+        </w:rPr>
+        <w:t xml:space="preserve">역사적 위치: </w:t>
+      </w:r>
+      <w:r>
+        <w:rPr w:rFonts="맑은 고딕">
+          <w:rFonts w:ascii="맑은 고딕" w:hAnsi="맑은 고딕" w:eastAsia="맑은 고딕"/>
+          <w:b w:val="0"/>
+          <w:sz w:val="21"/>
+        </w:rPr>
+        <w:t>서양 클래식 가곡과 세계 민요의 대중적 친밀도를 비약적으로 끌어올린 작품으로, 국내 고전 음악 수용사에서 교양과 예술성을 잇는 중요한 가교 역할을 담당한 음반입니다.</w:t>
+      </w:r>
+    </w:p>
+    <w:p>
+      <w:pPr>
+        <w:spacing w:line="324" w:lineRule="auto" w:after="80"/>
+      </w:pPr>
+      <w:r>
+        <w:rPr w:rFonts="맑은 고딕">
+          <w:rFonts w:ascii="맑은 고딕" w:hAnsi="맑은 고딕" w:eastAsia="맑은 고딕"/>
+          <w:b w:val="0"/>
+          <w:color w:val="6B7280"/>
+          <w:sz w:val="21"/>
+        </w:rPr>
+        <w:t xml:space="preserve">· </w:t>
+      </w:r>
+      <w:r>
+        <w:rPr w:rFonts="맑은 고딕">
+          <w:rFonts w:ascii="맑은 고딕" w:hAnsi="맑은 고딕" w:eastAsia="맑은 고딕"/>
+          <w:b/>
+          <w:color w:val="1F2937"/>
+          <w:sz w:val="21"/>
+        </w:rPr>
+        <w:t xml:space="preserve">시대의 흔적(스토리텔링): </w:t>
+      </w:r>
+      <w:r>
+        <w:rPr w:rFonts="맑은 고딕">
+          <w:rFonts w:ascii="맑은 고딕" w:hAnsi="맑은 고딕" w:eastAsia="맑은 고딕"/>
+          <w:b w:val="0"/>
+          <w:sz w:val="21"/>
+        </w:rPr>
+        <w:t>아날로그 턴테이블이 거실의 중심을 지키던 시절, 문학 청년들과 클래식 애호가들의 방을 따뜻하게 채워주며 메마른 일상에 고결한 서정의 숨결을 불어넣어 주던 시대의 문화적 온기가 깃들어 있습니다.</w:t>
+      </w:r>
+    </w:p>
+    <w:p>
+      <w:pPr>
+        <w:spacing w:line="324" w:lineRule="auto" w:before="200" w:after="80"/>
+      </w:pPr>
+      <w:r>
+        <w:rPr w:rFonts="맑은 고딕">
+          <w:rFonts w:ascii="맑은 고딕" w:hAnsi="맑은 고딕" w:eastAsia="맑은 고딕"/>
+          <w:b/>
+          <w:color w:val="1E3A8A"/>
+          <w:sz w:val="24"/>
+        </w:rPr>
+        <w:t>4. 주요 수록곡 및 감상 제언</w:t>
+      </w:r>
+    </w:p>
+    <w:p>
+      <w:pPr>
+        <w:spacing w:line="324" w:lineRule="auto" w:after="80"/>
+      </w:pPr>
+      <w:r>
+        <w:rPr w:rFonts="맑은 고딕">
+          <w:rFonts w:ascii="맑은 고딕" w:hAnsi="맑은 고딕" w:eastAsia="맑은 고딕"/>
+          <w:b w:val="0"/>
+          <w:color w:val="6B7280"/>
+          <w:sz w:val="21"/>
+        </w:rPr>
+        <w:t xml:space="preserve">· </w:t>
+      </w:r>
+      <w:r>
+        <w:rPr w:rFonts="맑은 고딕">
+          <w:rFonts w:ascii="맑은 고딕" w:hAnsi="맑은 고딕" w:eastAsia="맑은 고딕"/>
+          <w:b/>
+          <w:color w:val="1F2937"/>
+          <w:sz w:val="21"/>
+        </w:rPr>
+        <w:t xml:space="preserve">주요 수록곡 특징: </w:t>
+      </w:r>
+      <w:r>
+        <w:rPr w:rFonts="맑은 고딕">
+          <w:rFonts w:ascii="맑은 고딕" w:hAnsi="맑은 고딕" w:eastAsia="맑은 고딕"/>
+          <w:b w:val="0"/>
+          <w:sz w:val="21"/>
+        </w:rPr>
+        <w:t>서정적인 멜로디의 정수를 담은 유럽의 전통 가곡과 서정 소품들이 유려하게 배치되어 있으며, 기품 넘치는 벨칸토 발성과 섬세한 현악 오케스트레이션이 어우러져 깊은 울림을 자아냅니다.</w:t>
+      </w:r>
+    </w:p>
+    <w:p>
+      <w:pPr>
+        <w:spacing w:line="324" w:lineRule="auto" w:after="80"/>
+      </w:pPr>
+      <w:r>
+        <w:rPr w:rFonts="맑은 고딕">
+          <w:rFonts w:ascii="맑은 고딕" w:hAnsi="맑은 고딕" w:eastAsia="맑은 고딕"/>
+          <w:b w:val="0"/>
+          <w:color w:val="6B7280"/>
+          <w:sz w:val="21"/>
+        </w:rPr>
+        <w:t xml:space="preserve">· </w:t>
+      </w:r>
+      <w:r>
+        <w:rPr w:rFonts="맑은 고딕">
+          <w:rFonts w:ascii="맑은 고딕" w:hAnsi="맑은 고딕" w:eastAsia="맑은 고딕"/>
+          <w:b/>
+          <w:color w:val="1F2937"/>
+          <w:sz w:val="21"/>
+        </w:rPr>
+        <w:t xml:space="preserve">빈티지 감상 제언: </w:t>
+      </w:r>
+      <w:r>
+        <w:rPr w:rFonts="맑은 고딕">
+          <w:rFonts w:ascii="맑은 고딕" w:hAnsi="맑은 고딕" w:eastAsia="맑은 고딕"/>
+          <w:b w:val="0"/>
+          <w:sz w:val="21"/>
+        </w:rPr>
+        <w:t>턴테이블의 바늘이 소리골을 스치는 순간 피어오르는 부드러운 아날로그 질감과 진공관 앰프 특유의 포근한 중음역이 성악가의 숨결과 오케스트라의 잔향을 극대화하여 깊은 공간감을 선사합니다.</w:t>
+      </w:r>
+    </w:p>
+    <w:p>
+      <w:pPr>
+        <w:spacing w:line="324" w:lineRule="auto" w:after="80"/>
+      </w:pPr>
+      <w:r>
+        <w:rPr w:rFonts="맑은 고딕">
+          <w:rFonts w:ascii="맑은 고딕" w:hAnsi="맑은 고딕" w:eastAsia="맑은 고딕"/>
+          <w:b w:val="0"/>
+          <w:color w:val="6B7280"/>
+          <w:sz w:val="21"/>
+        </w:rPr>
+        <w:t xml:space="preserve">· </w:t>
+      </w:r>
+      <w:r>
+        <w:rPr w:rFonts="맑은 고딕">
+          <w:rFonts w:ascii="맑은 고딕" w:hAnsi="맑은 고딕" w:eastAsia="맑은 고딕"/>
+          <w:b/>
+          <w:color w:val="1F2937"/>
+          <w:sz w:val="21"/>
+        </w:rPr>
+        <w:t xml:space="preserve">소장 가치: </w:t>
+      </w:r>
+      <w:r>
+        <w:rPr w:rFonts="맑은 고딕">
+          <w:rFonts w:ascii="맑은 고딕" w:hAnsi="맑은 고딕" w:eastAsia="맑은 고딕"/>
+          <w:b w:val="0"/>
+          <w:sz w:val="21"/>
+        </w:rPr>
+        <w:t>한 시대를 풍미한 세계 명곡의 걸작들을 고스란히 담아낸 LP 전집의 소중한 한 장으로서, 빈티지 바이닐 컬렉터와 정통 음악 애호가 모두에게 각별한 아날로그적 미학을 전해주는 필청 소장반입니다.</w:t>
+      </w:r>
+    </w:p>
+    <w:p>
+      <w:pPr>
+        <w:spacing w:line="324" w:lineRule="auto" w:after="120" w:before="160"/>
+      </w:pPr>
+      <w:r>
+        <w:rPr w:rFonts="맑은 고딕">
+          <w:rFonts w:ascii="맑은 고딕" w:hAnsi="맑은 고딕" w:eastAsia="맑은 고딕"/>
+          <w:b/>
+          <w:color w:val="4338CA"/>
+          <w:sz w:val="21"/>
+        </w:rPr>
+        <w:t>이 음반을 통해 시대를 초월한 세계 명곡의 선율이 전해주는 감동을 다시 한번 경험해 보시는 것은 어떨까요?</w:t>
       </w:r>
     </w:p>
     <w:sectPr>
       <w:pgSz w:w="12240" w:h="15840"/>
-      <w:pgMar w:top="1440" w:right="1440" w:bottom="1440" w:left="1440" w:header="720" w:footer="720" w:gutter="0"/>
+      <w:pgMar w:top="1152" w:right="1296" w:bottom="1152" w:left="1296" w:header="720" w:footer="720" w:gutter="0"/>
       <w:cols w:space="720"/>
       <w:docGrid w:linePitch="360"/>
     </w:sectPr>

--- a/word_reports/위치_744_Various Artists_세계애창곡레코드 Vol. 8.docx
+++ b/word_reports/위치_744_Various Artists_세계애창곡레코드 Vol. 8.docx
@@ -32,7 +32,7 @@
     </w:p>
     <w:p>
       <w:pPr>
-        <w:spacing w:line="324" w:lineRule="auto" w:before="80" w:after="160"/>
+        <w:spacing w:line="324" w:lineRule="auto" w:before="80" w:after="120"/>
       </w:pPr>
       <w:r>
         <w:rPr w:rFonts="맑은 고딕">
@@ -42,13 +42,6 @@
           <w:sz w:val="22"/>
         </w:rPr>
         <w:t xml:space="preserve">[음반 소개] </w:t>
-      </w:r>
-      <w:r>
-        <w:rPr w:rFonts="맑은 고딕">
-          <w:rFonts w:ascii="맑은 고딕" w:hAnsi="맑은 고딕" w:eastAsia="맑은 고딕"/>
-          <w:b w:val="0"/>
-          <w:sz w:val="21"/>
-        </w:rPr>
       </w:r>
     </w:p>
     <w:p>
@@ -61,7 +54,33 @@
           <w:b w:val="0"/>
           <w:sz w:val="21"/>
         </w:rPr>
-        <w:t>『세계애창곡레코드 Vol. 7』은 시간의 풍화를 견뎌내고 전 세계인의 가슴속에 아로새겨진 불멸의 선율들을 정성스럽게 갈무리한 격조 높은 앤솔로지입니다. 서구의 유려한 가곡과 민요, 낭만적인 성악 소품들이 하나의 앨범 안에서 아름다운 하모니를 이루며 듣는 이에게 고전미의 정수를 선사합니다. 격동의 시대를 지나온 음악 애호가들에게는 따스한 노스탤지어를, 오늘날의 청자들에게는 잊혀가는 순수 서정의 깊이를 오롯이 일깨워 주는 소중한 음향 유산입니다.</w:t>
+        <w:t>음악이 국경을 넘어 한 시대를 관통하는 서정적 위안이 되던 시절, LP라는 둥근 매개체는 단순한 음향 저장 매체를 넘어 미지의 세계로 통하는 가장 은밀하고도 황홀한 창(窓)이었습니다. 1970~80년대 한국 음반 문화의 르네상스기 속에서 탄생한 본작 『세계애창곡레코드 Vol. 7』은, 세계 각국에서 수 세기 혹은 수십 년 동안 민초들의 가슴을 적시고 사랑받아 온 인류 공통의 불멸의 선율들을 정성스레 길어 올린 기념비적인 명반입니다. 척박했던 당대의 문화적 토양 위에서, 거실의 전축을 통해 울려 퍼지던 이 세계의 애창곡들은 지친 현대인들의 영혼을 보듬는 가장 따스한 안식처가 되어 주었습니다.</w:t>
+      </w:r>
+    </w:p>
+    <w:p>
+      <w:pPr>
+        <w:spacing w:line="324" w:lineRule="auto" w:after="120"/>
+      </w:pPr>
+      <w:r>
+        <w:rPr w:rFonts="맑은 고딕">
+          <w:rFonts w:ascii="맑은 고딕" w:hAnsi="맑은 고딕" w:eastAsia="맑은 고딕"/>
+          <w:b w:val="0"/>
+          <w:sz w:val="21"/>
+        </w:rPr>
+        <w:t>본 음반은 다양한 문화권의 유구한 정서가 깃든 민요와 가곡, 서정성 짙은 에버그린 팝과 클래시컬 소품에 이르기까지 폭넓은 음악적 스펙트럼을 엄선하여 하나의 유기적인 흐름으로 엮어냈습니다. 수록된 곡들은 화려한 기교나 자극적인 리듬 대신, 인간 본연의 고독과 그리움, 순수한 사랑의 환희를 담백하고 격조 높은 화성으로 풀어냅니다. 당대 최고의 오케스트레이션과 탁월한 가창자들의 숨결이 어우러진 편곡은, 원곡이 지닌 토속적 고유성을 해치지 않으면서도 보편적인 클래식의 품격으로 승화시키는 탁월한 음악적 성취를 보여줍니다.</w:t>
+      </w:r>
+    </w:p>
+    <w:p>
+      <w:pPr>
+        <w:spacing w:line="324" w:lineRule="auto" w:after="120"/>
+      </w:pPr>
+      <w:r>
+        <w:rPr w:rFonts="맑은 고딕">
+          <w:rFonts w:ascii="맑은 고딕" w:hAnsi="맑은 고딕" w:eastAsia="맑은 고딕"/>
+          <w:b w:val="0"/>
+          <w:sz w:val="21"/>
+        </w:rPr>
+        <w:t>세월의 더께가 내려앉은 오늘날, 이 음반의 소리골을 다시 읽어 내려가는 작업은 단순히 흘러간 과거로의 시간 여행에 머물지 않습니다. 차가운 0과 1의 디지털 음원이 결코 흉내 낼 수 없는 아날로그 바이닐 특유의 온기와 아련한 노스탤지어는, 분주한 일상을 살아가는 현대인들에게 잃어버린 낭만의 정수를 되찾아 줍니다. 턴테이블 위에서 회전하는 검은 원반은 세월이 흘러도 결코 바래지 않는 인간 영혼의 순수한 서정성을 여전히 묵직하고도 다정하게 증명해 보이고 있습니다.</w:t>
       </w:r>
     </w:p>
     <w:p>
@@ -168,7 +187,7 @@
           <w:b w:val="0"/>
           <w:sz w:val="21"/>
         </w:rPr>
-        <w:t>1970~80년대 정통 라이선스 음반 전성기 시절, 인류의 문화적 자산인 세계 각국의 애창 명곡들을 엄선하여 가정과 감상실에 보급하기 위해 기획된 역사적 컴필레이션 명반입니다.</w:t>
+        <w:t>1970~1980년대 국내 음반 황금기에 세계의 위대한 음악 유산을 가정과 살롱에 보급하기 위해 기획·발매된 정통 옴니버스 라이브러리 음반</w:t>
       </w:r>
     </w:p>
     <w:p>
@@ -199,7 +218,7 @@
           <w:b w:val="0"/>
           <w:sz w:val="21"/>
         </w:rPr>
-        <w:t>발매 당시 음악 애호가들과 문화계 인사들의 필청 음반으로 각광받았으며, 전집 시리즈 중에서도 완성도 높은 수록곡 구성으로 꾸준한 스테디셀러를 기록했습니다.</w:t>
+        <w:t>오디오 시스템(전축) 보급 붐과 맞물려 음악 애호가 및 일반 가정의 필청 음반으로 자리 잡으며 장기간에 걸쳐 꾸준히 사랑받은 스테디셀러</w:t>
       </w:r>
     </w:p>
     <w:p>
@@ -230,7 +249,7 @@
           <w:b w:val="0"/>
           <w:sz w:val="21"/>
         </w:rPr>
-        <w:t>대중적 상업 차트의 범주를 넘어 음악 교육계와 문화 예술 평단으로부터 세계 명곡의 대중화에 기여한 기념비적인 음반 기획으로 지속적인 찬사를 받았습니다.</w:t>
+        <w:t>상업적 차트 경쟁을 넘어, 당대 대중의 서양 음악 및 클래식 소품 수용과 정서 함양에 지대한 공헌을 한 명품 기획 시리즈로 평가받음</w:t>
       </w:r>
     </w:p>
     <w:p>
@@ -275,7 +294,7 @@
           <w:b w:val="0"/>
           <w:sz w:val="21"/>
         </w:rPr>
-        <w:t>다국적 (이탈리아, 독일, 프랑스, 오스트리아 등)</w:t>
+        <w:t>다국적 (Various Countries)</w:t>
       </w:r>
     </w:p>
     <w:p>
@@ -306,7 +325,7 @@
           <w:b w:val="0"/>
           <w:sz w:val="21"/>
         </w:rPr>
-        <w:t>해당 없음 (다양한 시대의 거장 및 성악가·연주자 참여)</w:t>
+        <w:t>해당 없음 (다양한 시대의 작곡가, 성악가, 연주자 망라)</w:t>
       </w:r>
     </w:p>
     <w:p>
@@ -337,7 +356,7 @@
           <w:b w:val="0"/>
           <w:sz w:val="21"/>
         </w:rPr>
-        <w:t>옴니버스 (Various Artists)</w:t>
+        <w:t>컴필레이션 (Various Artists)</w:t>
       </w:r>
     </w:p>
     <w:p>
@@ -368,7 +387,7 @@
           <w:b w:val="0"/>
           <w:sz w:val="21"/>
         </w:rPr>
-        <w:t>세계 각국의 정상급 테너, 소프라노 및 정통 오케스트라 악단들이 참여하여 고전 성악과 크로스오버 명곡의 진수를 들려줍니다. 각기 다른 개성과 깊이를 지닌 거장들의 음색은 시대를 초월하여 보편적인 인간의 희로애락과 서정적 서사를 완벽하게 표현해 냅니다.</w:t>
+        <w:t>시대를 풍미한 세계적인 성악가, 민요 해석자, 오케스트라 마에스트로들이 대거 참여하여 각 곡에 깃든 문화적 정체성과 예술혼을 완벽하게 재현했습니다. 이들은 장르와 국경의 장벽을 허물고 인간 보편의 정서를 최고조의 음악적 기교와 진정성으로 길어 올렸습니다.</w:t>
       </w:r>
     </w:p>
     <w:p>
@@ -413,7 +432,7 @@
           <w:b w:val="0"/>
           <w:sz w:val="21"/>
         </w:rPr>
-        <w:t>서양 클래식 가곡과 세계 민요의 대중적 친밀도를 비약적으로 끌어올린 작품으로, 국내 고전 음악 수용사에서 교양과 예술성을 잇는 중요한 가교 역할을 담당한 음반입니다.</w:t>
+        <w:t>한국 팝·클래식 수용사에서 애청곡의 개념을 정립하고, 대중음악과 순수음악의 가교 구실을 충실히 수행한 아카이브적 가치를 지닌 음반입니다.</w:t>
       </w:r>
     </w:p>
     <w:p>
@@ -444,7 +463,7 @@
           <w:b w:val="0"/>
           <w:sz w:val="21"/>
         </w:rPr>
-        <w:t>아날로그 턴테이블이 거실의 중심을 지키던 시절, 문학 청년들과 클래식 애호가들의 방을 따뜻하게 채워주며 메마른 일상에 고결한 서정의 숨결을 불어넣어 주던 시대의 문화적 온기가 깃들어 있습니다.</w:t>
+        <w:t>음악 감상실의 묵직한 담배 연기와 서재의 목재 전축 앞에서 세계를 동경하던 청춘들의 지적 열망, 그리고 고단한 하루를 마감하던 소시민들의 저녁 시간을 포근하게 위로해 주던 시대의 따뜻한 공기가 음반 전반에 고스란히 녹아 있습니다.</w:t>
       </w:r>
     </w:p>
     <w:p>
@@ -489,7 +508,7 @@
           <w:b w:val="0"/>
           <w:sz w:val="21"/>
         </w:rPr>
-        <w:t>서정적인 멜로디의 정수를 담은 유럽의 전통 가곡과 서정 소품들이 유려하게 배치되어 있으며, 기품 넘치는 벨칸토 발성과 섬세한 현악 오케스트레이션이 어우러져 깊은 울림을 자아냅니다.</w:t>
+        <w:t>세계 각국의 대표 애창 민요, 낭만적인 이탈리아 칸초네, 우아한 프랑스 샹송풍의 선율 및 서정 소품들이 유려한 스트링과 담백한 보컬로 수록되어 있으며, 각 곡마다 투명하고도 애절한 멜로디 라인이 청자의 마음을 단숨에 사로잡습니다.</w:t>
       </w:r>
     </w:p>
     <w:p>
@@ -520,7 +539,7 @@
           <w:b w:val="0"/>
           <w:sz w:val="21"/>
         </w:rPr>
-        <w:t>턴테이블의 바늘이 소리골을 스치는 순간 피어오르는 부드러운 아날로그 질감과 진공관 앰프 특유의 포근한 중음역이 성악가의 숨결과 오케스트라의 잔향을 극대화하여 깊은 공간감을 선사합니다.</w:t>
+        <w:t>진공관 앰프의 온화한 배음과 탄노이나 로하스 계열의 빈티지 스피커를 매칭했을 때 중역대의 밀도 높은 질감과 악기 본연의 목질감이 극대화되며, 은은한 조명 아래 턴테이블 특유의 미세한 틱 노이즈마저 정겨운 배경음으로 승화되는 감상을 추천합니다.</w:t>
       </w:r>
     </w:p>
     <w:p>
@@ -551,7 +570,7 @@
           <w:b w:val="0"/>
           <w:sz w:val="21"/>
         </w:rPr>
-        <w:t>한 시대를 풍미한 세계 명곡의 걸작들을 고스란히 담아낸 LP 전집의 소중한 한 장으로서, 빈티지 바이닐 컬렉터와 정통 음악 애호가 모두에게 각별한 아날로그적 미학을 전해주는 필청 소장반입니다.</w:t>
+        <w:t>음원 스트리밍 서비스에서는 온전히 체감할 수 없는 당대 LP 특유의 풍성한 마스터링과 레트로한 재킷 디자인, 그리고 아날로그 시대의 문화적 기억을 고스란히 간직하고 있어 빈티지 컬렉터에게 매우 각별한 소장 가치를 지닙니다.</w:t>
       </w:r>
     </w:p>
     <w:p>
@@ -565,7 +584,7 @@
           <w:color w:val="4338CA"/>
           <w:sz w:val="21"/>
         </w:rPr>
-        <w:t>이 음반을 통해 시대를 초월한 세계 명곡의 선율이 전해주는 감동을 다시 한번 경험해 보시는 것은 어떨까요?</w:t>
+        <w:t>이 음반을 통해 아련한 그리움과 시대를 초월한 낭만이 전해주는 감동을 다시 한번 경험해 보시는 것은 어떨까요?</w:t>
       </w:r>
     </w:p>
     <w:sectPr>
